--- a/A.4.21.docx
+++ b/A.4.21.docx
@@ -134,19 +134,19 @@
         <w:tblLook w:val="0000" w:firstRow="0" w:lastRow="0" w:firstColumn="0" w:lastColumn="0" w:noHBand="0" w:noVBand="0"/>
       </w:tblPr>
       <w:tblGrid>
-        <w:gridCol w:w="557"/>
-        <w:gridCol w:w="558"/>
-        <w:gridCol w:w="558"/>
-        <w:gridCol w:w="558"/>
-        <w:gridCol w:w="558"/>
-        <w:gridCol w:w="774"/>
-        <w:gridCol w:w="774"/>
-        <w:gridCol w:w="798"/>
-        <w:gridCol w:w="786"/>
-        <w:gridCol w:w="798"/>
-        <w:gridCol w:w="810"/>
-        <w:gridCol w:w="737"/>
-        <w:gridCol w:w="798"/>
+        <w:gridCol w:w="507"/>
+        <w:gridCol w:w="507"/>
+        <w:gridCol w:w="507"/>
+        <w:gridCol w:w="506"/>
+        <w:gridCol w:w="506"/>
+        <w:gridCol w:w="673"/>
+        <w:gridCol w:w="673"/>
+        <w:gridCol w:w="695"/>
+        <w:gridCol w:w="684"/>
+        <w:gridCol w:w="1230"/>
+        <w:gridCol w:w="706"/>
+        <w:gridCol w:w="640"/>
+        <w:gridCol w:w="1230"/>
       </w:tblGrid>
       <w:tr>
         <w:trPr>
@@ -4258,15 +4258,8 @@
                 <w:rFonts w:ascii="Arial" w:hAnsi="Arial" w:cs="Arial"/>
               </w:rPr>
               <w:br/>
-            </w:r>
-            <w:proofErr w:type="spellStart"/>
-            <w:r>
-              <w:rPr>
-                <w:rFonts w:ascii="Arial" w:hAnsi="Arial" w:cs="Arial"/>
-              </w:rPr>
               <w:t>0D9A</w:t>
             </w:r>
-            <w:proofErr w:type="spellEnd"/>
           </w:p>
         </w:tc>
         <w:tc>
@@ -7427,7 +7420,7 @@
               <w:rPr>
                 <w:rFonts w:ascii="Nirmala UI" w:hAnsi="Nirmala UI" w:cs="Nirmala UI"/>
               </w:rPr>
-              <w:t>ඟ</w:t>
+              <w:t>ඇ</w:t>
             </w:r>
             <w:r>
               <w:rPr>
@@ -7440,7 +7433,7 @@
               <w:rPr>
                 <w:rFonts w:ascii="Arial" w:hAnsi="Arial" w:cs="Arial"/>
               </w:rPr>
-              <w:t>0D9F</w:t>
+              <w:t>0D87</w:t>
             </w:r>
             <w:proofErr w:type="spellEnd"/>
           </w:p>
@@ -7920,7 +7913,7 @@
               <w:rPr>
                 <w:rFonts w:ascii="Nirmala UI" w:hAnsi="Nirmala UI" w:cs="Nirmala UI"/>
               </w:rPr>
-              <w:t>ඥ</w:t>
+              <w:t>ඈ</w:t>
             </w:r>
             <w:r>
               <w:rPr>
@@ -7933,7 +7926,7 @@
               <w:rPr>
                 <w:rFonts w:ascii="Arial" w:hAnsi="Arial" w:cs="Arial"/>
               </w:rPr>
-              <w:t>0DA5</w:t>
+              <w:t>0D88</w:t>
             </w:r>
             <w:proofErr w:type="spellEnd"/>
           </w:p>
@@ -8413,6 +8406,7 @@
               <w:bottom w:val="single" w:sz="12" w:space="0" w:color="000000"/>
               <w:right w:val="single" w:sz="12" w:space="0" w:color="000000"/>
             </w:tcBorders>
+            <w:shd w:val="clear" w:color="auto" w:fill="FFFACD"/>
             <w:vAlign w:val="center"/>
           </w:tcPr>
           <w:p>
@@ -8429,7 +8423,7 @@
               <w:rPr>
                 <w:rFonts w:ascii="Nirmala UI" w:hAnsi="Nirmala UI" w:cs="Nirmala UI"/>
               </w:rPr>
-              <w:t>ඦ</w:t>
+              <w:t>ැ</w:t>
             </w:r>
             <w:r>
               <w:rPr>
@@ -8442,7 +8436,7 @@
               <w:rPr>
                 <w:rFonts w:ascii="Arial" w:hAnsi="Arial" w:cs="Arial"/>
               </w:rPr>
-              <w:t>0DA6</w:t>
+              <w:t>0DD0</w:t>
             </w:r>
             <w:proofErr w:type="spellEnd"/>
           </w:p>
@@ -8789,7 +8783,6 @@
               <w:bottom w:val="single" w:sz="12" w:space="0" w:color="000000"/>
               <w:right w:val="single" w:sz="12" w:space="0" w:color="000000"/>
             </w:tcBorders>
-            <w:shd w:val="clear" w:color="auto" w:fill="DDA0DD"/>
             <w:vAlign w:val="center"/>
           </w:tcPr>
           <w:p>
@@ -8804,10 +8797,24 @@
             </w:pPr>
             <w:r>
               <w:rPr>
-                <w:rFonts w:ascii="Arial" w:hAnsi="Arial" w:cs="Arial"/>
-              </w:rPr>
-              <w:t> </w:t>
-            </w:r>
+                <w:rFonts w:ascii="Nirmala UI" w:hAnsi="Nirmala UI" w:cs="Nirmala UI"/>
+              </w:rPr>
+              <w:t>ෆ</w:t>
+            </w:r>
+            <w:r>
+              <w:rPr>
+                <w:rFonts w:ascii="Arial" w:hAnsi="Arial" w:cs="Arial"/>
+              </w:rPr>
+              <w:br/>
+            </w:r>
+            <w:proofErr w:type="spellStart"/>
+            <w:r>
+              <w:rPr>
+                <w:rFonts w:ascii="Arial" w:hAnsi="Arial" w:cs="Arial"/>
+              </w:rPr>
+              <w:t>0DC6</w:t>
+            </w:r>
+            <w:proofErr w:type="spellEnd"/>
           </w:p>
         </w:tc>
         <w:tc>
@@ -8886,19 +8893,27 @@
                 <w:rFonts w:ascii="Arial" w:hAnsi="Arial" w:cs="Arial"/>
               </w:rPr>
               <w:br/>
+            </w:r>
+            <w:proofErr w:type="spellStart"/>
+            <w:r>
+              <w:rPr>
+                <w:rFonts w:ascii="Arial" w:hAnsi="Arial" w:cs="Arial"/>
+              </w:rPr>
               <w:t>006E</w:t>
             </w:r>
-          </w:p>
-        </w:tc>
-        <w:tc>
-          <w:tcPr>
-            <w:tcW w:w="0" w:type="auto"/>
-            <w:tcBorders>
-              <w:top w:val="single" w:sz="12" w:space="0" w:color="000000"/>
-              <w:left w:val="single" w:sz="12" w:space="0" w:color="000000"/>
-              <w:bottom w:val="single" w:sz="12" w:space="0" w:color="000000"/>
-              <w:right w:val="single" w:sz="12" w:space="0" w:color="000000"/>
-            </w:tcBorders>
+            <w:proofErr w:type="spellEnd"/>
+          </w:p>
+        </w:tc>
+        <w:tc>
+          <w:tcPr>
+            <w:tcW w:w="0" w:type="auto"/>
+            <w:tcBorders>
+              <w:top w:val="single" w:sz="12" w:space="0" w:color="000000"/>
+              <w:left w:val="single" w:sz="12" w:space="0" w:color="000000"/>
+              <w:bottom w:val="single" w:sz="12" w:space="0" w:color="000000"/>
+              <w:right w:val="single" w:sz="12" w:space="0" w:color="000000"/>
+            </w:tcBorders>
+            <w:shd w:val="clear" w:color="auto" w:fill="FFFACD"/>
             <w:vAlign w:val="center"/>
           </w:tcPr>
           <w:p>
@@ -8915,7 +8930,7 @@
               <w:rPr>
                 <w:rFonts w:ascii="Nirmala UI" w:hAnsi="Nirmala UI" w:cs="Nirmala UI"/>
               </w:rPr>
-              <w:t>ඬ</w:t>
+              <w:t>ෑ</w:t>
             </w:r>
             <w:r>
               <w:rPr>
@@ -8928,7 +8943,7 @@
               <w:rPr>
                 <w:rFonts w:ascii="Arial" w:hAnsi="Arial" w:cs="Arial"/>
               </w:rPr>
-              <w:t>0DAC</w:t>
+              <w:t>0DD1</w:t>
             </w:r>
             <w:proofErr w:type="spellEnd"/>
           </w:p>
@@ -9278,7 +9293,7 @@
               <w:bottom w:val="single" w:sz="12" w:space="0" w:color="000000"/>
               <w:right w:val="single" w:sz="12" w:space="0" w:color="000000"/>
             </w:tcBorders>
-            <w:shd w:val="clear" w:color="auto" w:fill="DDA0DD"/>
+            <w:shd w:val="clear" w:color="auto" w:fill="FFFACD"/>
             <w:vAlign w:val="center"/>
           </w:tcPr>
           <w:p>
@@ -9294,10 +9309,24 @@
             </w:pPr>
             <w:r>
               <w:rPr>
-                <w:rFonts w:ascii="Arial" w:hAnsi="Arial" w:cs="Arial"/>
-              </w:rPr>
-              <w:t> </w:t>
-            </w:r>
+                <w:rFonts w:ascii="Nirmala UI" w:hAnsi="Nirmala UI" w:cs="Nirmala UI"/>
+              </w:rPr>
+              <w:t>්‌</w:t>
+            </w:r>
+            <w:r>
+              <w:rPr>
+                <w:rFonts w:ascii="Arial" w:hAnsi="Arial" w:cs="Arial"/>
+              </w:rPr>
+              <w:br/>
+            </w:r>
+            <w:proofErr w:type="spellStart"/>
+            <w:r>
+              <w:rPr>
+                <w:rFonts w:ascii="Arial" w:hAnsi="Arial" w:cs="Arial"/>
+              </w:rPr>
+              <w:t>0DCA,200C</w:t>
+            </w:r>
+            <w:proofErr w:type="spellEnd"/>
           </w:p>
         </w:tc>
         <w:tc>
@@ -9398,6 +9427,7 @@
               <w:bottom w:val="single" w:sz="12" w:space="0" w:color="000000"/>
               <w:right w:val="single" w:sz="12" w:space="0" w:color="000000"/>
             </w:tcBorders>
+            <w:shd w:val="clear" w:color="auto" w:fill="FFFACD"/>
             <w:vAlign w:val="center"/>
           </w:tcPr>
           <w:p>
@@ -9414,7 +9444,7 @@
               <w:rPr>
                 <w:rFonts w:ascii="Nirmala UI" w:hAnsi="Nirmala UI" w:cs="Nirmala UI"/>
               </w:rPr>
-              <w:t>ඳ</w:t>
+              <w:t>්‍</w:t>
             </w:r>
             <w:r>
               <w:rPr>
@@ -9427,7 +9457,7 @@
               <w:rPr>
                 <w:rFonts w:ascii="Arial" w:hAnsi="Arial" w:cs="Arial"/>
               </w:rPr>
-              <w:t>0DB3</w:t>
+              <w:t>0DCA,200D</w:t>
             </w:r>
             <w:proofErr w:type="spellEnd"/>
           </w:p>
@@ -9456,8 +9486,13 @@
             <w:pPr>
               <w:pStyle w:val="TAL"/>
             </w:pPr>
-            <w:r>
-              <w:t>In the event that an MS receives a code where a symbol is not represented in the above table then the MS shall display the REPLACEMENT CHARACTER (</w:t>
+            <w:proofErr w:type="gramStart"/>
+            <w:r>
+              <w:t>In the event that</w:t>
+            </w:r>
+            <w:proofErr w:type="gramEnd"/>
+            <w:r>
+              <w:t xml:space="preserve"> an MS receives a code where a symbol is not represented in the above table then the MS shall display the REPLACEMENT CHARACTER (</w:t>
             </w:r>
             <w:proofErr w:type="spellStart"/>
             <w:r>
@@ -9497,11 +9532,24 @@
             </w:r>
             <w:proofErr w:type="spellStart"/>
             <w:r>
-              <w:t>SS2,CR</w:t>
+              <w:t>SS</w:t>
+            </w:r>
+            <w:proofErr w:type="gramStart"/>
+            <w:r>
+              <w:t>2,CR</w:t>
             </w:r>
             <w:proofErr w:type="spellEnd"/>
-            <w:r>
-              <w:t>&gt; is actually CSI (se next table), and that “CR” is not a filler, nor LF.</w:t>
+            <w:proofErr w:type="gramEnd"/>
+            <w:r>
+              <w:t xml:space="preserve">&gt; is </w:t>
+            </w:r>
+            <w:proofErr w:type="gramStart"/>
+            <w:r>
+              <w:t>actually CSI</w:t>
+            </w:r>
+            <w:proofErr w:type="gramEnd"/>
+            <w:r>
+              <w:t xml:space="preserve"> (se next table), and that “CR” is not a filler, nor LF.</w:t>
             </w:r>
           </w:p>
           <w:p>
@@ -9704,19 +9752,19 @@
         <w:tblLook w:val="0000" w:firstRow="0" w:lastRow="0" w:firstColumn="0" w:lastColumn="0" w:noHBand="0" w:noVBand="0"/>
       </w:tblPr>
       <w:tblGrid>
-        <w:gridCol w:w="522"/>
-        <w:gridCol w:w="521"/>
-        <w:gridCol w:w="521"/>
-        <w:gridCol w:w="521"/>
-        <w:gridCol w:w="521"/>
-        <w:gridCol w:w="740"/>
-        <w:gridCol w:w="740"/>
-        <w:gridCol w:w="1853"/>
-        <w:gridCol w:w="751"/>
-        <w:gridCol w:w="717"/>
-        <w:gridCol w:w="706"/>
-        <w:gridCol w:w="740"/>
-        <w:gridCol w:w="706"/>
+        <w:gridCol w:w="507"/>
+        <w:gridCol w:w="507"/>
+        <w:gridCol w:w="507"/>
+        <w:gridCol w:w="506"/>
+        <w:gridCol w:w="506"/>
+        <w:gridCol w:w="719"/>
+        <w:gridCol w:w="719"/>
+        <w:gridCol w:w="1642"/>
+        <w:gridCol w:w="1092"/>
+        <w:gridCol w:w="697"/>
+        <w:gridCol w:w="686"/>
+        <w:gridCol w:w="719"/>
+        <w:gridCol w:w="752"/>
       </w:tblGrid>
       <w:tr>
         <w:trPr>
@@ -11500,7 +11548,6 @@
               <w:bottom w:val="single" w:sz="12" w:space="0" w:color="000000"/>
               <w:right w:val="single" w:sz="12" w:space="0" w:color="000000"/>
             </w:tcBorders>
-            <w:shd w:val="clear" w:color="auto" w:fill="FFFACD"/>
             <w:vAlign w:val="center"/>
           </w:tcPr>
           <w:p>
@@ -11517,7 +11564,7 @@
               <w:rPr>
                 <w:rFonts w:ascii="Nirmala UI" w:hAnsi="Nirmala UI" w:cs="Nirmala UI"/>
               </w:rPr>
-              <w:t>ෲ</w:t>
+              <w:t>ඎ</w:t>
             </w:r>
             <w:r>
               <w:rPr>
@@ -11530,7 +11577,7 @@
               <w:rPr>
                 <w:rFonts w:ascii="Arial" w:hAnsi="Arial" w:cs="Arial"/>
               </w:rPr>
-              <w:t>0DF2</w:t>
+              <w:t>0D8E</w:t>
             </w:r>
             <w:proofErr w:type="spellEnd"/>
           </w:p>
@@ -11689,15 +11736,8 @@
                 <w:rFonts w:ascii="Arial" w:hAnsi="Arial" w:cs="Arial"/>
               </w:rPr>
               <w:br/>
-            </w:r>
-            <w:proofErr w:type="spellStart"/>
-            <w:r>
-              <w:rPr>
-                <w:rFonts w:ascii="Arial" w:hAnsi="Arial" w:cs="Arial"/>
-              </w:rPr>
               <w:t>26A0</w:t>
             </w:r>
-            <w:proofErr w:type="spellEnd"/>
           </w:p>
         </w:tc>
         <w:bookmarkStart w:id="52" w:name="_MCCTEMPBM_CRPT01490054___7"/>
@@ -12002,7 +12042,6 @@
               <w:bottom w:val="single" w:sz="12" w:space="0" w:color="000000"/>
               <w:right w:val="single" w:sz="12" w:space="0" w:color="000000"/>
             </w:tcBorders>
-            <w:shd w:val="clear" w:color="auto" w:fill="FFFACD"/>
             <w:vAlign w:val="center"/>
           </w:tcPr>
           <w:p>
@@ -12019,7 +12058,7 @@
               <w:rPr>
                 <w:rFonts w:ascii="Nirmala UI" w:hAnsi="Nirmala UI" w:cs="Nirmala UI"/>
               </w:rPr>
-              <w:t>ෳ</w:t>
+              <w:t>ඐ</w:t>
             </w:r>
             <w:r>
               <w:rPr>
@@ -12032,7 +12071,7 @@
               <w:rPr>
                 <w:rFonts w:ascii="Arial" w:hAnsi="Arial" w:cs="Arial"/>
               </w:rPr>
-              <w:t>0DF3</w:t>
+              <w:t>0D90</w:t>
             </w:r>
             <w:proofErr w:type="spellEnd"/>
           </w:p>
@@ -12495,6 +12534,7 @@
               <w:bottom w:val="single" w:sz="12" w:space="0" w:color="000000"/>
               <w:right w:val="single" w:sz="12" w:space="0" w:color="000000"/>
             </w:tcBorders>
+            <w:shd w:val="clear" w:color="auto" w:fill="FFFACD"/>
             <w:vAlign w:val="center"/>
           </w:tcPr>
           <w:p>
@@ -12511,7 +12551,7 @@
               <w:rPr>
                 <w:rFonts w:ascii="Nirmala UI" w:hAnsi="Nirmala UI" w:cs="Nirmala UI"/>
               </w:rPr>
-              <w:t>ඎ</w:t>
+              <w:t>ෲ</w:t>
             </w:r>
             <w:r>
               <w:rPr>
@@ -12524,7 +12564,7 @@
               <w:rPr>
                 <w:rFonts w:ascii="Arial" w:hAnsi="Arial" w:cs="Arial"/>
               </w:rPr>
-              <w:t>0D8E</w:t>
+              <w:t>0DF2</w:t>
             </w:r>
             <w:proofErr w:type="spellEnd"/>
           </w:p>
@@ -12883,8 +12923,15 @@
                 <w:rFonts w:ascii="Arial" w:hAnsi="Arial" w:cs="Arial"/>
               </w:rPr>
               <w:br/>
+            </w:r>
+            <w:proofErr w:type="spellStart"/>
+            <w:r>
+              <w:rPr>
+                <w:rFonts w:ascii="Arial" w:hAnsi="Arial" w:cs="Arial"/>
+              </w:rPr>
               <w:t>00A5</w:t>
             </w:r>
+            <w:proofErr w:type="spellEnd"/>
           </w:p>
         </w:tc>
         <w:tc>
@@ -12982,6 +13029,7 @@
               <w:bottom w:val="single" w:sz="12" w:space="0" w:color="000000"/>
               <w:right w:val="single" w:sz="12" w:space="0" w:color="000000"/>
             </w:tcBorders>
+            <w:shd w:val="clear" w:color="auto" w:fill="FFFACD"/>
             <w:vAlign w:val="center"/>
           </w:tcPr>
           <w:p>
@@ -12998,7 +13046,7 @@
               <w:rPr>
                 <w:rFonts w:ascii="Nirmala UI" w:hAnsi="Nirmala UI" w:cs="Nirmala UI"/>
               </w:rPr>
-              <w:t>ඐ</w:t>
+              <w:t>ෳ</w:t>
             </w:r>
             <w:r>
               <w:rPr>
@@ -13011,7 +13059,7 @@
               <w:rPr>
                 <w:rFonts w:ascii="Arial" w:hAnsi="Arial" w:cs="Arial"/>
               </w:rPr>
-              <w:t>0D90</w:t>
+              <w:t>0DF3</w:t>
             </w:r>
             <w:proofErr w:type="spellEnd"/>
           </w:p>
@@ -13481,7 +13529,7 @@
               <w:bottom w:val="single" w:sz="12" w:space="0" w:color="000000"/>
               <w:right w:val="single" w:sz="12" w:space="0" w:color="000000"/>
             </w:tcBorders>
-            <w:shd w:val="clear" w:color="auto" w:fill="FFFACD"/>
+            <w:shd w:val="clear" w:color="auto" w:fill="DDA0DD"/>
             <w:vAlign w:val="center"/>
           </w:tcPr>
           <w:p>
@@ -13496,24 +13544,10 @@
             </w:pPr>
             <w:r>
               <w:rPr>
-                <w:rFonts w:ascii="Nirmala UI" w:hAnsi="Nirmala UI" w:cs="Nirmala UI"/>
-              </w:rPr>
-              <w:t>ැ</w:t>
-            </w:r>
-            <w:r>
-              <w:rPr>
-                <w:rFonts w:ascii="Arial" w:hAnsi="Arial" w:cs="Arial"/>
-              </w:rPr>
-              <w:br/>
-            </w:r>
-            <w:proofErr w:type="spellStart"/>
-            <w:r>
-              <w:rPr>
-                <w:rFonts w:ascii="Arial" w:hAnsi="Arial" w:cs="Arial"/>
-              </w:rPr>
-              <w:t>0DD0</w:t>
-            </w:r>
-            <w:proofErr w:type="spellEnd"/>
+                <w:rFonts w:ascii="Arial" w:hAnsi="Arial" w:cs="Arial"/>
+              </w:rPr>
+              <w:t> </w:t>
+            </w:r>
           </w:p>
         </w:tc>
         <w:tc>
@@ -13948,7 +13982,7 @@
               <w:bottom w:val="single" w:sz="12" w:space="0" w:color="000000"/>
               <w:right w:val="single" w:sz="12" w:space="0" w:color="000000"/>
             </w:tcBorders>
-            <w:shd w:val="clear" w:color="auto" w:fill="FFFACD"/>
+            <w:shd w:val="clear" w:color="auto" w:fill="DDA0DD"/>
             <w:vAlign w:val="center"/>
           </w:tcPr>
           <w:p>
@@ -13963,24 +13997,10 @@
             </w:pPr>
             <w:r>
               <w:rPr>
-                <w:rFonts w:ascii="Nirmala UI" w:hAnsi="Nirmala UI" w:cs="Nirmala UI"/>
-              </w:rPr>
-              <w:t>ෑ</w:t>
-            </w:r>
-            <w:r>
-              <w:rPr>
-                <w:rFonts w:ascii="Arial" w:hAnsi="Arial" w:cs="Arial"/>
-              </w:rPr>
-              <w:br/>
-            </w:r>
-            <w:proofErr w:type="spellStart"/>
-            <w:r>
-              <w:rPr>
-                <w:rFonts w:ascii="Arial" w:hAnsi="Arial" w:cs="Arial"/>
-              </w:rPr>
-              <w:t>0DD1</w:t>
-            </w:r>
-            <w:proofErr w:type="spellEnd"/>
+                <w:rFonts w:ascii="Arial" w:hAnsi="Arial" w:cs="Arial"/>
+              </w:rPr>
+              <w:t> </w:t>
+            </w:r>
           </w:p>
         </w:tc>
         <w:tc>
@@ -14409,6 +14429,7 @@
               <w:bottom w:val="single" w:sz="12" w:space="0" w:color="000000"/>
               <w:right w:val="single" w:sz="12" w:space="0" w:color="000000"/>
             </w:tcBorders>
+            <w:shd w:val="clear" w:color="auto" w:fill="DDA0DD"/>
             <w:vAlign w:val="center"/>
           </w:tcPr>
           <w:p>
@@ -14423,24 +14444,10 @@
             </w:pPr>
             <w:r>
               <w:rPr>
-                <w:rFonts w:ascii="Nirmala UI" w:hAnsi="Nirmala UI" w:cs="Nirmala UI"/>
-              </w:rPr>
-              <w:t>ඇ</w:t>
-            </w:r>
-            <w:r>
-              <w:rPr>
-                <w:rFonts w:ascii="Arial" w:hAnsi="Arial" w:cs="Arial"/>
-              </w:rPr>
-              <w:br/>
-            </w:r>
-            <w:proofErr w:type="spellStart"/>
-            <w:r>
-              <w:rPr>
-                <w:rFonts w:ascii="Arial" w:hAnsi="Arial" w:cs="Arial"/>
-              </w:rPr>
-              <w:t>0D87</w:t>
-            </w:r>
-            <w:proofErr w:type="spellEnd"/>
+                <w:rFonts w:ascii="Arial" w:hAnsi="Arial" w:cs="Arial"/>
+              </w:rPr>
+              <w:t> </w:t>
+            </w:r>
           </w:p>
         </w:tc>
         <w:tc>
@@ -14876,6 +14883,7 @@
               <w:bottom w:val="single" w:sz="12" w:space="0" w:color="000000"/>
               <w:right w:val="single" w:sz="12" w:space="0" w:color="000000"/>
             </w:tcBorders>
+            <w:shd w:val="clear" w:color="auto" w:fill="DDA0DD"/>
             <w:vAlign w:val="center"/>
           </w:tcPr>
           <w:p>
@@ -14890,24 +14898,10 @@
             </w:pPr>
             <w:r>
               <w:rPr>
-                <w:rFonts w:ascii="Nirmala UI" w:hAnsi="Nirmala UI" w:cs="Nirmala UI"/>
-              </w:rPr>
-              <w:t>ඈ</w:t>
-            </w:r>
-            <w:r>
-              <w:rPr>
-                <w:rFonts w:ascii="Arial" w:hAnsi="Arial" w:cs="Arial"/>
-              </w:rPr>
-              <w:br/>
-            </w:r>
-            <w:proofErr w:type="spellStart"/>
-            <w:r>
-              <w:rPr>
-                <w:rFonts w:ascii="Arial" w:hAnsi="Arial" w:cs="Arial"/>
-              </w:rPr>
-              <w:t>0D88</w:t>
-            </w:r>
-            <w:proofErr w:type="spellEnd"/>
+                <w:rFonts w:ascii="Arial" w:hAnsi="Arial" w:cs="Arial"/>
+              </w:rPr>
+              <w:t> </w:t>
+            </w:r>
           </w:p>
         </w:tc>
         <w:tc>
@@ -15343,6 +15337,7 @@
               <w:bottom w:val="single" w:sz="12" w:space="0" w:color="000000"/>
               <w:right w:val="single" w:sz="12" w:space="0" w:color="000000"/>
             </w:tcBorders>
+            <w:shd w:val="clear" w:color="auto" w:fill="FFFACD"/>
             <w:vAlign w:val="center"/>
           </w:tcPr>
           <w:p>
@@ -15357,13 +15352,23 @@
             </w:pPr>
             <w:r>
               <w:rPr>
+                <w:rFonts w:ascii="Arial" w:hAnsi="Arial" w:cs="Arial"/>
+              </w:rPr>
+              <w:t>‍</w:t>
+            </w:r>
+            <w:r>
+              <w:rPr>
                 <w:rFonts w:ascii="Nirmala UI" w:hAnsi="Nirmala UI" w:cs="Nirmala UI"/>
-              </w:rPr>
-              <w:t>ඹ</w:t>
-            </w:r>
-            <w:r>
-              <w:rPr>
-                <w:rFonts w:ascii="Arial" w:hAnsi="Arial" w:cs="Arial"/>
+                <w:sz w:val="18"/>
+                <w:szCs w:val="18"/>
+              </w:rPr>
+              <w:t>්</w:t>
+            </w:r>
+            <w:r>
+              <w:rPr>
+                <w:rFonts w:ascii="Arial" w:hAnsi="Arial" w:cs="Arial"/>
+                <w:sz w:val="18"/>
+                <w:szCs w:val="18"/>
               </w:rPr>
               <w:br/>
             </w:r>
@@ -15371,8 +15376,34 @@
             <w:r>
               <w:rPr>
                 <w:rFonts w:ascii="Arial" w:hAnsi="Arial" w:cs="Arial"/>
-              </w:rPr>
-              <w:t>0DB9</w:t>
+                <w:sz w:val="16"/>
+                <w:szCs w:val="16"/>
+              </w:rPr>
+              <w:t>200D</w:t>
+            </w:r>
+            <w:r>
+              <w:rPr>
+                <w:rFonts w:ascii="Arial" w:hAnsi="Arial" w:cs="Arial"/>
+                <w:sz w:val="18"/>
+                <w:szCs w:val="18"/>
+              </w:rPr>
+              <w:t>,</w:t>
+            </w:r>
+            <w:r>
+              <w:rPr>
+                <w:rFonts w:ascii="Arial" w:hAnsi="Arial" w:cs="Arial"/>
+                <w:sz w:val="16"/>
+                <w:szCs w:val="16"/>
+              </w:rPr>
+              <w:t>0DC</w:t>
+            </w:r>
+            <w:r>
+              <w:rPr>
+                <w:rFonts w:ascii="Arial" w:hAnsi="Arial" w:cs="Arial"/>
+                <w:sz w:val="18"/>
+                <w:szCs w:val="18"/>
+              </w:rPr>
+              <w:t>A</w:t>
             </w:r>
             <w:proofErr w:type="spellEnd"/>
           </w:p>
@@ -15826,7 +15857,7 @@
               <w:rPr>
                 <w:rFonts w:ascii="Nirmala UI" w:hAnsi="Nirmala UI" w:cs="Nirmala UI"/>
               </w:rPr>
-              <w:t>ෆ</w:t>
+              <w:t>ඹ</w:t>
             </w:r>
             <w:r>
               <w:rPr>
@@ -15839,7 +15870,7 @@
               <w:rPr>
                 <w:rFonts w:ascii="Arial" w:hAnsi="Arial" w:cs="Arial"/>
               </w:rPr>
-              <w:t>0DC6</w:t>
+              <w:t>0DB9</w:t>
             </w:r>
             <w:proofErr w:type="spellEnd"/>
           </w:p>
@@ -15968,7 +15999,6 @@
               <w:bottom w:val="single" w:sz="12" w:space="0" w:color="000000"/>
               <w:right w:val="single" w:sz="12" w:space="0" w:color="000000"/>
             </w:tcBorders>
-            <w:shd w:val="clear" w:color="auto" w:fill="DDA0DD"/>
             <w:vAlign w:val="center"/>
           </w:tcPr>
           <w:p>
@@ -15983,10 +16013,24 @@
             </w:pPr>
             <w:r>
               <w:rPr>
-                <w:rFonts w:ascii="Arial" w:hAnsi="Arial" w:cs="Arial"/>
-              </w:rPr>
-              <w:t> </w:t>
-            </w:r>
+                <w:rFonts w:ascii="Nirmala UI" w:hAnsi="Nirmala UI" w:cs="Nirmala UI"/>
+              </w:rPr>
+              <w:t>ඟ</w:t>
+            </w:r>
+            <w:r>
+              <w:rPr>
+                <w:rFonts w:ascii="Arial" w:hAnsi="Arial" w:cs="Arial"/>
+              </w:rPr>
+              <w:br/>
+            </w:r>
+            <w:proofErr w:type="spellStart"/>
+            <w:r>
+              <w:rPr>
+                <w:rFonts w:ascii="Arial" w:hAnsi="Arial" w:cs="Arial"/>
+              </w:rPr>
+              <w:t>0D9F</w:t>
+            </w:r>
+            <w:proofErr w:type="spellEnd"/>
           </w:p>
         </w:tc>
         <w:bookmarkStart w:id="70" w:name="_MCCTEMPBM_CRPT01490072___7"/>
@@ -16254,30 +16298,39 @@
               <w:jc w:val="center"/>
               <w:rPr>
                 <w:rFonts w:ascii="Courier" w:hAnsi="Courier"/>
-                <w:sz w:val="24"/>
+                <w:sz w:val="18"/>
+                <w:szCs w:val="18"/>
               </w:rPr>
             </w:pPr>
             <w:r>
               <w:rPr>
                 <w:rFonts w:ascii="Nirmala UI" w:hAnsi="Nirmala UI" w:cs="Nirmala UI"/>
+                <w:sz w:val="18"/>
+                <w:szCs w:val="18"/>
               </w:rPr>
               <w:t>෧</w:t>
             </w:r>
             <w:r>
               <w:rPr>
                 <w:rFonts w:ascii="Arial" w:hAnsi="Arial" w:cs="Arial"/>
+                <w:sz w:val="18"/>
+                <w:szCs w:val="18"/>
               </w:rPr>
               <w:t>⁄</w:t>
             </w:r>
             <w:r>
               <w:rPr>
                 <w:rFonts w:ascii="Nirmala UI" w:hAnsi="Nirmala UI" w:cs="Nirmala UI"/>
+                <w:sz w:val="18"/>
+                <w:szCs w:val="18"/>
               </w:rPr>
               <w:t>෪</w:t>
             </w:r>
             <w:r>
               <w:rPr>
                 <w:rFonts w:ascii="Arial" w:hAnsi="Arial" w:cs="Arial"/>
+                <w:sz w:val="18"/>
+                <w:szCs w:val="18"/>
               </w:rPr>
               <w:br/>
             </w:r>
@@ -16285,6 +16338,8 @@
             <w:r>
               <w:rPr>
                 <w:rFonts w:ascii="Arial" w:hAnsi="Arial" w:cs="Arial"/>
+                <w:sz w:val="18"/>
+                <w:szCs w:val="18"/>
               </w:rPr>
               <w:t>0DE7,2044,0DEA</w:t>
             </w:r>
@@ -16445,20 +16500,26 @@
                 <w:rFonts w:ascii="Arial" w:hAnsi="Arial" w:cs="Arial"/>
               </w:rPr>
               <w:br/>
+            </w:r>
+            <w:proofErr w:type="spellStart"/>
+            <w:r>
+              <w:rPr>
+                <w:rFonts w:ascii="Arial" w:hAnsi="Arial" w:cs="Arial"/>
+              </w:rPr>
               <w:t>00F7</w:t>
             </w:r>
-          </w:p>
-        </w:tc>
-        <w:tc>
-          <w:tcPr>
-            <w:tcW w:w="0" w:type="auto"/>
-            <w:tcBorders>
-              <w:top w:val="single" w:sz="12" w:space="0" w:color="000000"/>
-              <w:left w:val="single" w:sz="12" w:space="0" w:color="000000"/>
-              <w:bottom w:val="single" w:sz="12" w:space="0" w:color="000000"/>
-              <w:right w:val="single" w:sz="12" w:space="0" w:color="000000"/>
-            </w:tcBorders>
-            <w:shd w:val="clear" w:color="auto" w:fill="DDA0DD"/>
+            <w:proofErr w:type="spellEnd"/>
+          </w:p>
+        </w:tc>
+        <w:tc>
+          <w:tcPr>
+            <w:tcW w:w="0" w:type="auto"/>
+            <w:tcBorders>
+              <w:top w:val="single" w:sz="12" w:space="0" w:color="000000"/>
+              <w:left w:val="single" w:sz="12" w:space="0" w:color="000000"/>
+              <w:bottom w:val="single" w:sz="12" w:space="0" w:color="000000"/>
+              <w:right w:val="single" w:sz="12" w:space="0" w:color="000000"/>
+            </w:tcBorders>
             <w:vAlign w:val="center"/>
           </w:tcPr>
           <w:p>
@@ -16473,10 +16534,24 @@
             </w:pPr>
             <w:r>
               <w:rPr>
-                <w:rFonts w:ascii="Arial" w:hAnsi="Arial" w:cs="Arial"/>
-              </w:rPr>
-              <w:t> </w:t>
-            </w:r>
+                <w:rFonts w:ascii="Nirmala UI" w:hAnsi="Nirmala UI" w:cs="Nirmala UI"/>
+              </w:rPr>
+              <w:t>ඥ</w:t>
+            </w:r>
+            <w:r>
+              <w:rPr>
+                <w:rFonts w:ascii="Arial" w:hAnsi="Arial" w:cs="Arial"/>
+              </w:rPr>
+              <w:br/>
+            </w:r>
+            <w:proofErr w:type="spellStart"/>
+            <w:r>
+              <w:rPr>
+                <w:rFonts w:ascii="Arial" w:hAnsi="Arial" w:cs="Arial"/>
+              </w:rPr>
+              <w:t>0DA5</w:t>
+            </w:r>
+            <w:proofErr w:type="spellEnd"/>
           </w:p>
         </w:tc>
         <w:bookmarkStart w:id="72" w:name="_MCCTEMPBM_CRPT01490074___7"/>
@@ -16744,30 +16819,39 @@
               <w:jc w:val="center"/>
               <w:rPr>
                 <w:rFonts w:ascii="Courier" w:hAnsi="Courier"/>
-                <w:sz w:val="24"/>
+                <w:sz w:val="18"/>
+                <w:szCs w:val="18"/>
               </w:rPr>
             </w:pPr>
             <w:r>
               <w:rPr>
                 <w:rFonts w:ascii="Nirmala UI" w:hAnsi="Nirmala UI" w:cs="Nirmala UI"/>
+                <w:sz w:val="18"/>
+                <w:szCs w:val="18"/>
               </w:rPr>
               <w:t>෧</w:t>
             </w:r>
             <w:r>
               <w:rPr>
                 <w:rFonts w:ascii="Arial" w:hAnsi="Arial" w:cs="Arial"/>
+                <w:sz w:val="18"/>
+                <w:szCs w:val="18"/>
               </w:rPr>
               <w:t>⁄</w:t>
             </w:r>
             <w:r>
               <w:rPr>
                 <w:rFonts w:ascii="Nirmala UI" w:hAnsi="Nirmala UI" w:cs="Nirmala UI"/>
+                <w:sz w:val="18"/>
+                <w:szCs w:val="18"/>
               </w:rPr>
               <w:t>෨</w:t>
             </w:r>
             <w:r>
               <w:rPr>
                 <w:rFonts w:ascii="Arial" w:hAnsi="Arial" w:cs="Arial"/>
+                <w:sz w:val="18"/>
+                <w:szCs w:val="18"/>
               </w:rPr>
               <w:br/>
             </w:r>
@@ -16775,6 +16859,8 @@
             <w:r>
               <w:rPr>
                 <w:rFonts w:ascii="Arial" w:hAnsi="Arial" w:cs="Arial"/>
+                <w:sz w:val="18"/>
+                <w:szCs w:val="18"/>
               </w:rPr>
               <w:t>0DE7,2044,0DE8</w:t>
             </w:r>
@@ -16942,7 +17028,6 @@
               <w:bottom w:val="single" w:sz="12" w:space="0" w:color="000000"/>
               <w:right w:val="single" w:sz="12" w:space="0" w:color="000000"/>
             </w:tcBorders>
-            <w:shd w:val="clear" w:color="auto" w:fill="DDA0DD"/>
             <w:vAlign w:val="center"/>
           </w:tcPr>
           <w:p>
@@ -16957,10 +17042,24 @@
             </w:pPr>
             <w:r>
               <w:rPr>
-                <w:rFonts w:ascii="Arial" w:hAnsi="Arial" w:cs="Arial"/>
-              </w:rPr>
-              <w:t> </w:t>
-            </w:r>
+                <w:rFonts w:ascii="Nirmala UI" w:hAnsi="Nirmala UI" w:cs="Nirmala UI"/>
+              </w:rPr>
+              <w:t>ඦ</w:t>
+            </w:r>
+            <w:r>
+              <w:rPr>
+                <w:rFonts w:ascii="Arial" w:hAnsi="Arial" w:cs="Arial"/>
+              </w:rPr>
+              <w:br/>
+            </w:r>
+            <w:proofErr w:type="spellStart"/>
+            <w:r>
+              <w:rPr>
+                <w:rFonts w:ascii="Arial" w:hAnsi="Arial" w:cs="Arial"/>
+              </w:rPr>
+              <w:t>0DA6</w:t>
+            </w:r>
+            <w:proofErr w:type="spellEnd"/>
           </w:p>
         </w:tc>
         <w:bookmarkStart w:id="74" w:name="_MCCTEMPBM_CRPT01490076___7"/>
@@ -17225,30 +17324,39 @@
               <w:jc w:val="center"/>
               <w:rPr>
                 <w:rFonts w:ascii="Courier" w:hAnsi="Courier"/>
-                <w:sz w:val="24"/>
+                <w:sz w:val="18"/>
+                <w:szCs w:val="18"/>
               </w:rPr>
             </w:pPr>
             <w:r>
               <w:rPr>
                 <w:rFonts w:ascii="Nirmala UI" w:hAnsi="Nirmala UI" w:cs="Nirmala UI"/>
+                <w:sz w:val="18"/>
+                <w:szCs w:val="18"/>
               </w:rPr>
               <w:t>෩</w:t>
             </w:r>
             <w:r>
               <w:rPr>
                 <w:rFonts w:ascii="Arial" w:hAnsi="Arial" w:cs="Arial"/>
+                <w:sz w:val="18"/>
+                <w:szCs w:val="18"/>
               </w:rPr>
               <w:t>⁄</w:t>
             </w:r>
             <w:r>
               <w:rPr>
                 <w:rFonts w:ascii="Nirmala UI" w:hAnsi="Nirmala UI" w:cs="Nirmala UI"/>
+                <w:sz w:val="18"/>
+                <w:szCs w:val="18"/>
               </w:rPr>
               <w:t>෪</w:t>
             </w:r>
             <w:r>
               <w:rPr>
                 <w:rFonts w:ascii="Arial" w:hAnsi="Arial" w:cs="Arial"/>
+                <w:sz w:val="18"/>
+                <w:szCs w:val="18"/>
               </w:rPr>
               <w:br/>
             </w:r>
@@ -17256,6 +17364,8 @@
             <w:r>
               <w:rPr>
                 <w:rFonts w:ascii="Arial" w:hAnsi="Arial" w:cs="Arial"/>
+                <w:sz w:val="18"/>
+                <w:szCs w:val="18"/>
               </w:rPr>
               <w:t>0DE9,2044,0DEA</w:t>
             </w:r>
@@ -17423,7 +17533,6 @@
               <w:bottom w:val="single" w:sz="12" w:space="0" w:color="000000"/>
               <w:right w:val="single" w:sz="12" w:space="0" w:color="000000"/>
             </w:tcBorders>
-            <w:shd w:val="clear" w:color="auto" w:fill="DDA0DD"/>
             <w:vAlign w:val="center"/>
           </w:tcPr>
           <w:p>
@@ -17438,10 +17547,24 @@
             </w:pPr>
             <w:r>
               <w:rPr>
-                <w:rFonts w:ascii="Arial" w:hAnsi="Arial" w:cs="Arial"/>
-              </w:rPr>
-              <w:t> </w:t>
-            </w:r>
+                <w:rFonts w:ascii="Nirmala UI" w:hAnsi="Nirmala UI" w:cs="Nirmala UI"/>
+              </w:rPr>
+              <w:t>ඬ</w:t>
+            </w:r>
+            <w:r>
+              <w:rPr>
+                <w:rFonts w:ascii="Arial" w:hAnsi="Arial" w:cs="Arial"/>
+              </w:rPr>
+              <w:br/>
+            </w:r>
+            <w:proofErr w:type="spellStart"/>
+            <w:r>
+              <w:rPr>
+                <w:rFonts w:ascii="Arial" w:hAnsi="Arial" w:cs="Arial"/>
+              </w:rPr>
+              <w:t>0DAC</w:t>
+            </w:r>
+            <w:proofErr w:type="spellEnd"/>
           </w:p>
         </w:tc>
         <w:bookmarkStart w:id="76" w:name="_MCCTEMPBM_CRPT01490078___7"/>
@@ -17772,13 +17895,49 @@
                 <w:rFonts w:ascii="Arial" w:hAnsi="Arial" w:cs="Arial"/>
               </w:rPr>
               <w:br/>
+              <w:t>007E</w:t>
+            </w:r>
+          </w:p>
+        </w:tc>
+        <w:tc>
+          <w:tcPr>
+            <w:tcW w:w="0" w:type="auto"/>
+            <w:tcBorders>
+              <w:top w:val="single" w:sz="12" w:space="0" w:color="000000"/>
+              <w:left w:val="single" w:sz="12" w:space="0" w:color="000000"/>
+              <w:bottom w:val="single" w:sz="12" w:space="0" w:color="000000"/>
+              <w:right w:val="single" w:sz="12" w:space="0" w:color="000000"/>
+            </w:tcBorders>
+            <w:vAlign w:val="center"/>
+          </w:tcPr>
+          <w:p>
+            <w:pPr>
+              <w:keepNext/>
+              <w:spacing w:after="0" w:line="240" w:lineRule="exact"/>
+              <w:jc w:val="center"/>
+              <w:rPr>
+                <w:rFonts w:ascii="Courier" w:hAnsi="Courier"/>
+                <w:sz w:val="24"/>
+              </w:rPr>
+            </w:pPr>
+            <w:r>
+              <w:rPr>
+                <w:rFonts w:ascii="Arial" w:hAnsi="Arial" w:cs="Arial"/>
+              </w:rPr>
+              <w:t>M</w:t>
+            </w:r>
+            <w:r>
+              <w:rPr>
+                <w:rFonts w:ascii="Arial" w:hAnsi="Arial" w:cs="Arial"/>
+              </w:rPr>
+              <w:br/>
             </w:r>
             <w:proofErr w:type="spellStart"/>
             <w:r>
               <w:rPr>
                 <w:rFonts w:ascii="Arial" w:hAnsi="Arial" w:cs="Arial"/>
               </w:rPr>
-              <w:t>007E</w:t>
+              <w:t>004D</w:t>
             </w:r>
             <w:proofErr w:type="spellEnd"/>
           </w:p>
@@ -17792,6 +17951,7 @@
               <w:bottom w:val="single" w:sz="12" w:space="0" w:color="000000"/>
               <w:right w:val="single" w:sz="12" w:space="0" w:color="000000"/>
             </w:tcBorders>
+            <w:shd w:val="clear" w:color="auto" w:fill="DDA0DD"/>
             <w:vAlign w:val="center"/>
           </w:tcPr>
           <w:p>
@@ -17808,7 +17968,36 @@
               <w:rPr>
                 <w:rFonts w:ascii="Arial" w:hAnsi="Arial" w:cs="Arial"/>
               </w:rPr>
-              <w:t>M</w:t>
+              <w:t> </w:t>
+            </w:r>
+          </w:p>
+        </w:tc>
+        <w:tc>
+          <w:tcPr>
+            <w:tcW w:w="0" w:type="auto"/>
+            <w:tcBorders>
+              <w:top w:val="single" w:sz="12" w:space="0" w:color="000000"/>
+              <w:left w:val="single" w:sz="12" w:space="0" w:color="000000"/>
+              <w:bottom w:val="single" w:sz="12" w:space="0" w:color="000000"/>
+              <w:right w:val="single" w:sz="12" w:space="0" w:color="000000"/>
+            </w:tcBorders>
+            <w:vAlign w:val="center"/>
+          </w:tcPr>
+          <w:p>
+            <w:pPr>
+              <w:keepNext/>
+              <w:spacing w:after="0" w:line="240" w:lineRule="exact"/>
+              <w:jc w:val="center"/>
+              <w:rPr>
+                <w:rFonts w:ascii="Courier" w:hAnsi="Courier"/>
+                <w:sz w:val="24"/>
+              </w:rPr>
+            </w:pPr>
+            <w:r>
+              <w:rPr>
+                <w:rFonts w:ascii="Arial" w:hAnsi="Arial" w:cs="Arial"/>
+              </w:rPr>
+              <w:t>«</w:t>
             </w:r>
             <w:r>
               <w:rPr>
@@ -17821,7 +18010,7 @@
               <w:rPr>
                 <w:rFonts w:ascii="Arial" w:hAnsi="Arial" w:cs="Arial"/>
               </w:rPr>
-              <w:t>004D</w:t>
+              <w:t>00AB</w:t>
             </w:r>
             <w:proofErr w:type="spellEnd"/>
           </w:p>
@@ -17835,7 +18024,6 @@
               <w:bottom w:val="single" w:sz="12" w:space="0" w:color="000000"/>
               <w:right w:val="single" w:sz="12" w:space="0" w:color="000000"/>
             </w:tcBorders>
-            <w:shd w:val="clear" w:color="auto" w:fill="DDA0DD"/>
             <w:vAlign w:val="center"/>
           </w:tcPr>
           <w:p>
@@ -17850,38 +18038,9 @@
             </w:pPr>
             <w:r>
               <w:rPr>
-                <w:rFonts w:ascii="Arial" w:hAnsi="Arial" w:cs="Arial"/>
-              </w:rPr>
-              <w:t> </w:t>
-            </w:r>
-          </w:p>
-        </w:tc>
-        <w:tc>
-          <w:tcPr>
-            <w:tcW w:w="0" w:type="auto"/>
-            <w:tcBorders>
-              <w:top w:val="single" w:sz="12" w:space="0" w:color="000000"/>
-              <w:left w:val="single" w:sz="12" w:space="0" w:color="000000"/>
-              <w:bottom w:val="single" w:sz="12" w:space="0" w:color="000000"/>
-              <w:right w:val="single" w:sz="12" w:space="0" w:color="000000"/>
-            </w:tcBorders>
-            <w:vAlign w:val="center"/>
-          </w:tcPr>
-          <w:p>
-            <w:pPr>
-              <w:keepNext/>
-              <w:spacing w:after="0" w:line="240" w:lineRule="exact"/>
-              <w:jc w:val="center"/>
-              <w:rPr>
-                <w:rFonts w:ascii="Courier" w:hAnsi="Courier"/>
-                <w:sz w:val="24"/>
-              </w:rPr>
-            </w:pPr>
-            <w:r>
-              <w:rPr>
-                <w:rFonts w:ascii="Arial" w:hAnsi="Arial" w:cs="Arial"/>
-              </w:rPr>
-              <w:t>«</w:t>
+                <w:rFonts w:ascii="Nirmala UI" w:hAnsi="Nirmala UI" w:cs="Nirmala UI"/>
+              </w:rPr>
+              <w:t>ඳ</w:t>
             </w:r>
             <w:r>
               <w:rPr>
@@ -17894,39 +18053,9 @@
               <w:rPr>
                 <w:rFonts w:ascii="Arial" w:hAnsi="Arial" w:cs="Arial"/>
               </w:rPr>
-              <w:t>00AB</w:t>
+              <w:t>0DB3</w:t>
             </w:r>
             <w:proofErr w:type="spellEnd"/>
-          </w:p>
-        </w:tc>
-        <w:tc>
-          <w:tcPr>
-            <w:tcW w:w="0" w:type="auto"/>
-            <w:tcBorders>
-              <w:top w:val="single" w:sz="12" w:space="0" w:color="000000"/>
-              <w:left w:val="single" w:sz="12" w:space="0" w:color="000000"/>
-              <w:bottom w:val="single" w:sz="12" w:space="0" w:color="000000"/>
-              <w:right w:val="single" w:sz="12" w:space="0" w:color="000000"/>
-            </w:tcBorders>
-            <w:shd w:val="clear" w:color="auto" w:fill="DDA0DD"/>
-            <w:vAlign w:val="center"/>
-          </w:tcPr>
-          <w:p>
-            <w:pPr>
-              <w:keepNext/>
-              <w:spacing w:after="0" w:line="240" w:lineRule="exact"/>
-              <w:jc w:val="center"/>
-              <w:rPr>
-                <w:rFonts w:ascii="Courier" w:hAnsi="Courier"/>
-                <w:sz w:val="24"/>
-              </w:rPr>
-            </w:pPr>
-            <w:r>
-              <w:rPr>
-                <w:rFonts w:ascii="Arial" w:hAnsi="Arial" w:cs="Arial"/>
-              </w:rPr>
-              <w:t> </w:t>
-            </w:r>
           </w:p>
         </w:tc>
         <w:bookmarkStart w:id="78" w:name="_MCCTEMPBM_CRPT01490080___7"/>
@@ -18723,8 +18852,15 @@
                 <w:rFonts w:ascii="Arial" w:hAnsi="Arial" w:cs="Arial"/>
               </w:rPr>
               <w:br/>
+            </w:r>
+            <w:proofErr w:type="spellStart"/>
+            <w:r>
+              <w:rPr>
+                <w:rFonts w:ascii="Arial" w:hAnsi="Arial" w:cs="Arial"/>
+              </w:rPr>
               <w:t>00B7</w:t>
             </w:r>
+            <w:proofErr w:type="spellEnd"/>
           </w:p>
         </w:tc>
         <w:tc>
@@ -18889,8 +19025,13 @@
             <w:pPr>
               <w:pStyle w:val="TAL"/>
             </w:pPr>
-            <w:r>
-              <w:t>In the event that an MS receives a code where a symbol is not represented in the above table then the MS shall display the REPLACEMENT CHARACTER (</w:t>
+            <w:proofErr w:type="gramStart"/>
+            <w:r>
+              <w:t>In the event that</w:t>
+            </w:r>
+            <w:proofErr w:type="gramEnd"/>
+            <w:r>
+              <w:t xml:space="preserve"> an MS receives a code where a symbol is not represented in the above table then the MS shall display the REPLACEMENT CHARACTER (</w:t>
             </w:r>
             <w:proofErr w:type="spellStart"/>
             <w:r>
